--- a/Knowledge/3-Work knowledge/1-Software Engineering/1-Software Engineering Fundamentals/5-My Source/4-Networks Devices/6-Types of Firewall/2-Hardware Firewall.docx
+++ b/Knowledge/3-Work knowledge/1-Software Engineering/1-Software Engineering Fundamentals/5-My Source/4-Networks Devices/6-Types of Firewall/2-Hardware Firewall.docx
@@ -4,44 +4,28 @@
   <w:body>
     <w:p>
       <w:pPr>
-        <w:keepNext/>
-        <w:keepLines/>
-        <w:spacing w:before="400" w:after="120" w:line="276" w:lineRule="auto"/>
-        <w:outlineLvl w:val="0"/>
-        <w:rPr>
-          <w:rFonts w:ascii="Arial" w:eastAsia="Arial" w:hAnsi="Arial" w:cs="Arial"/>
-          <w:kern w:val="0"/>
-          <w:sz w:val="40"/>
-          <w:szCs w:val="40"/>
-          <w:lang w:val="en"/>
-          <w14:ligatures w14:val="none"/>
+        <w:pStyle w:val="Heading1"/>
+        <w:rPr>
+          <w:rFonts w:eastAsia="Arial"/>
+          <w:lang w:val="en"/>
         </w:rPr>
       </w:pPr>
       <w:bookmarkStart w:id="0" w:name="_czceyls3nhi0" w:colFirst="0" w:colLast="0"/>
       <w:bookmarkEnd w:id="0"/>
       <w:r>
         <w:rPr>
-          <w:rFonts w:ascii="Arial" w:eastAsia="Arial" w:hAnsi="Arial" w:cs="Arial"/>
-          <w:kern w:val="0"/>
-          <w:sz w:val="40"/>
-          <w:szCs w:val="40"/>
-          <w:lang w:val="en"/>
-          <w14:ligatures w14:val="none"/>
+          <w:rFonts w:eastAsia="Arial"/>
+          <w:lang w:val="en"/>
         </w:rPr>
         <w:t>Hardware Firewall</w:t>
       </w:r>
     </w:p>
     <w:p>
       <w:pPr>
-        <w:spacing w:before="280" w:after="120" w:line="276" w:lineRule="auto"/>
-        <w:outlineLvl w:val="1"/>
-        <w:rPr>
-          <w:rFonts w:ascii="Arial" w:eastAsia="Arial" w:hAnsi="Arial" w:cs="Arial"/>
-          <w:kern w:val="0"/>
-          <w:sz w:val="32"/>
-          <w:szCs w:val="32"/>
-          <w:lang w:val="en"/>
-          <w14:ligatures w14:val="none"/>
+        <w:pStyle w:val="Heading2"/>
+        <w:rPr>
+          <w:rFonts w:eastAsia="Arial"/>
+          <w:lang w:val="en"/>
         </w:rPr>
       </w:pPr>
       <w:bookmarkStart w:id="1" w:name="_yk1zda5q0oo5" w:colFirst="0" w:colLast="0"/>
@@ -49,22 +33,14 @@
       <w:r>
         <w:rPr>
           <w:rFonts w:ascii="Segoe UI Emoji" w:eastAsia="Arial" w:hAnsi="Segoe UI Emoji" w:cs="Segoe UI Emoji"/>
-          <w:kern w:val="0"/>
-          <w:sz w:val="32"/>
-          <w:szCs w:val="32"/>
-          <w:lang w:val="en"/>
-          <w14:ligatures w14:val="none"/>
+          <w:lang w:val="en"/>
         </w:rPr>
         <w:t>🛡️</w:t>
       </w:r>
       <w:r>
         <w:rPr>
-          <w:rFonts w:ascii="Arial" w:eastAsia="Arial" w:hAnsi="Arial" w:cs="Arial"/>
-          <w:kern w:val="0"/>
-          <w:sz w:val="32"/>
-          <w:szCs w:val="32"/>
-          <w:lang w:val="en"/>
-          <w14:ligatures w14:val="none"/>
+          <w:rFonts w:eastAsia="Arial"/>
+          <w:lang w:val="en"/>
         </w:rPr>
         <w:t xml:space="preserve"> What is a Hardware Firewall?</w:t>
       </w:r>
@@ -362,15 +338,10 @@
     </w:p>
     <w:p>
       <w:pPr>
-        <w:spacing w:before="280" w:after="120" w:line="276" w:lineRule="auto"/>
-        <w:outlineLvl w:val="1"/>
-        <w:rPr>
-          <w:rFonts w:ascii="Arial" w:eastAsia="Arial" w:hAnsi="Arial" w:cs="Arial"/>
-          <w:kern w:val="0"/>
-          <w:sz w:val="32"/>
-          <w:szCs w:val="32"/>
-          <w:lang w:val="en"/>
-          <w14:ligatures w14:val="none"/>
+        <w:pStyle w:val="Heading2"/>
+        <w:rPr>
+          <w:rFonts w:eastAsia="Arial"/>
+          <w:lang w:val="en"/>
         </w:rPr>
       </w:pPr>
       <w:bookmarkStart w:id="2" w:name="_qpgfvfxpam9p" w:colFirst="0" w:colLast="0"/>
@@ -378,22 +349,14 @@
       <w:r>
         <w:rPr>
           <w:rFonts w:ascii="Segoe UI Emoji" w:eastAsia="Arial" w:hAnsi="Segoe UI Emoji" w:cs="Segoe UI Emoji"/>
-          <w:kern w:val="0"/>
-          <w:sz w:val="32"/>
-          <w:szCs w:val="32"/>
-          <w:lang w:val="en"/>
-          <w14:ligatures w14:val="none"/>
+          <w:lang w:val="en"/>
         </w:rPr>
         <w:t>🔧</w:t>
       </w:r>
       <w:r>
         <w:rPr>
-          <w:rFonts w:ascii="Arial" w:eastAsia="Arial" w:hAnsi="Arial" w:cs="Arial"/>
-          <w:kern w:val="0"/>
-          <w:sz w:val="32"/>
-          <w:szCs w:val="32"/>
-          <w:lang w:val="en"/>
-          <w14:ligatures w14:val="none"/>
+          <w:rFonts w:eastAsia="Arial"/>
+          <w:lang w:val="en"/>
         </w:rPr>
         <w:t xml:space="preserve"> Key Functions</w:t>
       </w:r>
@@ -859,6 +822,7 @@
                 <w:lang w:val="en"/>
                 <w14:ligatures w14:val="none"/>
               </w:rPr>
+              <w:lastRenderedPageBreak/>
               <w:t>Network Address Translation (NAT)</w:t>
             </w:r>
           </w:p>
@@ -1106,15 +1070,10 @@
     </w:p>
     <w:p>
       <w:pPr>
-        <w:spacing w:before="280" w:after="120" w:line="276" w:lineRule="auto"/>
-        <w:outlineLvl w:val="1"/>
-        <w:rPr>
-          <w:rFonts w:ascii="Arial" w:eastAsia="Arial" w:hAnsi="Arial" w:cs="Arial"/>
-          <w:kern w:val="0"/>
-          <w:sz w:val="32"/>
-          <w:szCs w:val="32"/>
-          <w:lang w:val="en"/>
-          <w14:ligatures w14:val="none"/>
+        <w:pStyle w:val="Heading2"/>
+        <w:rPr>
+          <w:rFonts w:eastAsia="Arial"/>
+          <w:lang w:val="en"/>
         </w:rPr>
       </w:pPr>
       <w:bookmarkStart w:id="3" w:name="_y2n91od8yudk" w:colFirst="0" w:colLast="0"/>
@@ -1122,22 +1081,14 @@
       <w:r>
         <w:rPr>
           <w:rFonts w:ascii="Segoe UI Emoji" w:eastAsia="Arial" w:hAnsi="Segoe UI Emoji" w:cs="Segoe UI Emoji"/>
-          <w:kern w:val="0"/>
-          <w:sz w:val="32"/>
-          <w:szCs w:val="32"/>
-          <w:lang w:val="en"/>
-          <w14:ligatures w14:val="none"/>
+          <w:lang w:val="en"/>
         </w:rPr>
         <w:t>📶</w:t>
       </w:r>
       <w:r>
         <w:rPr>
-          <w:rFonts w:ascii="Arial" w:eastAsia="Arial" w:hAnsi="Arial" w:cs="Arial"/>
-          <w:kern w:val="0"/>
-          <w:sz w:val="32"/>
-          <w:szCs w:val="32"/>
-          <w:lang w:val="en"/>
-          <w14:ligatures w14:val="none"/>
+          <w:rFonts w:eastAsia="Arial"/>
+          <w:lang w:val="en"/>
         </w:rPr>
         <w:t xml:space="preserve"> Where It’s Placed in a Network</w:t>
       </w:r>
@@ -1554,15 +1505,10 @@
     </w:p>
     <w:p>
       <w:pPr>
-        <w:spacing w:before="280" w:after="120" w:line="276" w:lineRule="auto"/>
-        <w:outlineLvl w:val="1"/>
-        <w:rPr>
-          <w:rFonts w:ascii="Arial" w:eastAsia="Arial" w:hAnsi="Arial" w:cs="Arial"/>
-          <w:kern w:val="0"/>
-          <w:sz w:val="32"/>
-          <w:szCs w:val="32"/>
-          <w:lang w:val="en"/>
-          <w14:ligatures w14:val="none"/>
+        <w:pStyle w:val="Heading2"/>
+        <w:rPr>
+          <w:rFonts w:eastAsia="Arial"/>
+          <w:lang w:val="en"/>
         </w:rPr>
       </w:pPr>
       <w:bookmarkStart w:id="4" w:name="_he3jbxj27y2k" w:colFirst="0" w:colLast="0"/>
@@ -1570,22 +1516,14 @@
       <w:r>
         <w:rPr>
           <w:rFonts w:ascii="Segoe UI Emoji" w:eastAsia="Arial" w:hAnsi="Segoe UI Emoji" w:cs="Segoe UI Emoji"/>
-          <w:kern w:val="0"/>
-          <w:sz w:val="32"/>
-          <w:szCs w:val="32"/>
-          <w:lang w:val="en"/>
-          <w14:ligatures w14:val="none"/>
+          <w:lang w:val="en"/>
         </w:rPr>
         <w:t>🧠</w:t>
       </w:r>
       <w:r>
         <w:rPr>
-          <w:rFonts w:ascii="Arial" w:eastAsia="Arial" w:hAnsi="Arial" w:cs="Arial"/>
-          <w:kern w:val="0"/>
-          <w:sz w:val="32"/>
-          <w:szCs w:val="32"/>
-          <w:lang w:val="en"/>
-          <w14:ligatures w14:val="none"/>
+          <w:rFonts w:eastAsia="Arial"/>
+          <w:lang w:val="en"/>
         </w:rPr>
         <w:t xml:space="preserve"> Hardware Firewall vs Software Firewall</w:t>
       </w:r>
@@ -1689,6 +1627,7 @@
           <w:lang w:val="en"/>
           <w14:ligatures w14:val="none"/>
         </w:rPr>
+        <w:lastRenderedPageBreak/>
         <w:drawing>
           <wp:inline distT="114300" distB="114300" distL="114300" distR="114300" wp14:anchorId="1E85117B" wp14:editId="71FC6CD2">
             <wp:extent cx="5943600" cy="2044700"/>
@@ -2556,15 +2495,10 @@
     </w:p>
     <w:p>
       <w:pPr>
-        <w:spacing w:before="280" w:after="120" w:line="276" w:lineRule="auto"/>
-        <w:outlineLvl w:val="1"/>
-        <w:rPr>
-          <w:rFonts w:ascii="Arial" w:eastAsia="Arial" w:hAnsi="Arial" w:cs="Arial"/>
-          <w:kern w:val="0"/>
-          <w:sz w:val="32"/>
-          <w:szCs w:val="32"/>
-          <w:lang w:val="en"/>
-          <w14:ligatures w14:val="none"/>
+        <w:pStyle w:val="Heading2"/>
+        <w:rPr>
+          <w:rFonts w:ascii="Arial" w:eastAsia="Arial" w:hAnsi="Arial" w:cs="Arial"/>
+          <w:lang w:val="en"/>
         </w:rPr>
       </w:pPr>
       <w:bookmarkStart w:id="5" w:name="_td6fzgrn5zeu" w:colFirst="0" w:colLast="0"/>
@@ -2572,22 +2506,14 @@
       <w:r>
         <w:rPr>
           <w:rFonts w:ascii="Segoe UI Emoji" w:eastAsia="Arial Unicode MS" w:hAnsi="Segoe UI Emoji" w:cs="Segoe UI Emoji"/>
-          <w:kern w:val="0"/>
-          <w:sz w:val="32"/>
-          <w:szCs w:val="32"/>
-          <w:lang w:val="en"/>
-          <w14:ligatures w14:val="none"/>
+          <w:lang w:val="en"/>
         </w:rPr>
         <w:t>✅</w:t>
       </w:r>
       <w:r>
         <w:rPr>
-          <w:rFonts w:ascii="Arial Unicode MS" w:eastAsia="Arial Unicode MS" w:hAnsi="Arial Unicode MS" w:cs="Arial Unicode MS"/>
-          <w:kern w:val="0"/>
-          <w:sz w:val="32"/>
-          <w:szCs w:val="32"/>
-          <w:lang w:val="en"/>
-          <w14:ligatures w14:val="none"/>
+          <w:rFonts w:eastAsia="Arial Unicode MS"/>
+          <w:lang w:val="en"/>
         </w:rPr>
         <w:t xml:space="preserve"> Advantages</w:t>
       </w:r>
@@ -2947,6 +2873,7 @@
           <w:lang w:val="en"/>
           <w14:ligatures w14:val="none"/>
         </w:rPr>
+        <w:lastRenderedPageBreak/>
         <w:t>✅</w:t>
       </w:r>
       <w:r>
@@ -3019,15 +2946,10 @@
     </w:p>
     <w:p>
       <w:pPr>
-        <w:spacing w:before="280" w:after="120" w:line="276" w:lineRule="auto"/>
-        <w:outlineLvl w:val="1"/>
-        <w:rPr>
-          <w:rFonts w:ascii="Arial" w:eastAsia="Arial" w:hAnsi="Arial" w:cs="Arial"/>
-          <w:kern w:val="0"/>
-          <w:sz w:val="32"/>
-          <w:szCs w:val="32"/>
-          <w:lang w:val="en"/>
-          <w14:ligatures w14:val="none"/>
+        <w:pStyle w:val="Heading2"/>
+        <w:rPr>
+          <w:rFonts w:ascii="Arial" w:eastAsia="Arial" w:hAnsi="Arial" w:cs="Arial"/>
+          <w:lang w:val="en"/>
         </w:rPr>
       </w:pPr>
       <w:bookmarkStart w:id="6" w:name="_htsnpoy46cm" w:colFirst="0" w:colLast="0"/>
@@ -3035,22 +2957,14 @@
       <w:r>
         <w:rPr>
           <w:rFonts w:ascii="Segoe UI Emoji" w:eastAsia="Arial Unicode MS" w:hAnsi="Segoe UI Emoji" w:cs="Segoe UI Emoji"/>
-          <w:kern w:val="0"/>
-          <w:sz w:val="32"/>
-          <w:szCs w:val="32"/>
-          <w:lang w:val="en"/>
-          <w14:ligatures w14:val="none"/>
+          <w:lang w:val="en"/>
         </w:rPr>
         <w:t>❌</w:t>
       </w:r>
       <w:r>
         <w:rPr>
-          <w:rFonts w:ascii="Arial Unicode MS" w:eastAsia="Arial Unicode MS" w:hAnsi="Arial Unicode MS" w:cs="Arial Unicode MS"/>
-          <w:kern w:val="0"/>
-          <w:sz w:val="32"/>
-          <w:szCs w:val="32"/>
-          <w:lang w:val="en"/>
-          <w14:ligatures w14:val="none"/>
+          <w:rFonts w:eastAsia="Arial Unicode MS"/>
+          <w:lang w:val="en"/>
         </w:rPr>
         <w:t xml:space="preserve"> Disadvantages</w:t>
       </w:r>
@@ -3336,15 +3250,10 @@
     </w:p>
     <w:p>
       <w:pPr>
-        <w:spacing w:before="280" w:after="120" w:line="276" w:lineRule="auto"/>
-        <w:outlineLvl w:val="1"/>
-        <w:rPr>
-          <w:rFonts w:ascii="Arial" w:eastAsia="Arial" w:hAnsi="Arial" w:cs="Arial"/>
-          <w:kern w:val="0"/>
-          <w:sz w:val="32"/>
-          <w:szCs w:val="32"/>
-          <w:lang w:val="en"/>
-          <w14:ligatures w14:val="none"/>
+        <w:pStyle w:val="Heading2"/>
+        <w:rPr>
+          <w:rFonts w:eastAsia="Arial"/>
+          <w:lang w:val="en"/>
         </w:rPr>
       </w:pPr>
       <w:bookmarkStart w:id="7" w:name="_e4q56imklnei" w:colFirst="0" w:colLast="0"/>
@@ -3352,22 +3261,14 @@
       <w:r>
         <w:rPr>
           <w:rFonts w:ascii="Segoe UI Emoji" w:eastAsia="Arial" w:hAnsi="Segoe UI Emoji" w:cs="Segoe UI Emoji"/>
-          <w:kern w:val="0"/>
-          <w:sz w:val="32"/>
-          <w:szCs w:val="32"/>
-          <w:lang w:val="en"/>
-          <w14:ligatures w14:val="none"/>
+          <w:lang w:val="en"/>
         </w:rPr>
         <w:t>🏷️</w:t>
       </w:r>
       <w:r>
         <w:rPr>
-          <w:rFonts w:ascii="Arial" w:eastAsia="Arial" w:hAnsi="Arial" w:cs="Arial"/>
-          <w:kern w:val="0"/>
-          <w:sz w:val="32"/>
-          <w:szCs w:val="32"/>
-          <w:lang w:val="en"/>
-          <w14:ligatures w14:val="none"/>
+          <w:rFonts w:eastAsia="Arial"/>
+          <w:lang w:val="en"/>
         </w:rPr>
         <w:t xml:space="preserve"> Popular Hardware Firewall Devices</w:t>
       </w:r>
@@ -3746,6 +3647,7 @@
                 <w:lang w:val="en"/>
                 <w14:ligatures w14:val="none"/>
               </w:rPr>
+              <w:lastRenderedPageBreak/>
               <w:t>Cisco</w:t>
             </w:r>
           </w:p>
@@ -4254,15 +4156,10 @@
     </w:p>
     <w:p>
       <w:pPr>
-        <w:spacing w:before="280" w:after="120" w:line="276" w:lineRule="auto"/>
-        <w:outlineLvl w:val="1"/>
-        <w:rPr>
-          <w:rFonts w:ascii="Arial" w:eastAsia="Arial" w:hAnsi="Arial" w:cs="Arial"/>
-          <w:kern w:val="0"/>
-          <w:sz w:val="32"/>
-          <w:szCs w:val="32"/>
-          <w:lang w:val="en"/>
-          <w14:ligatures w14:val="none"/>
+        <w:pStyle w:val="Heading2"/>
+        <w:rPr>
+          <w:rFonts w:eastAsia="Arial"/>
+          <w:lang w:val="en"/>
         </w:rPr>
       </w:pPr>
       <w:bookmarkStart w:id="8" w:name="_90a4ss68vtgg" w:colFirst="0" w:colLast="0"/>
@@ -4270,22 +4167,14 @@
       <w:r>
         <w:rPr>
           <w:rFonts w:ascii="Segoe UI Emoji" w:eastAsia="Arial" w:hAnsi="Segoe UI Emoji" w:cs="Segoe UI Emoji"/>
-          <w:kern w:val="0"/>
-          <w:sz w:val="32"/>
-          <w:szCs w:val="32"/>
-          <w:lang w:val="en"/>
-          <w14:ligatures w14:val="none"/>
+          <w:lang w:val="en"/>
         </w:rPr>
         <w:t>📌</w:t>
       </w:r>
       <w:r>
         <w:rPr>
-          <w:rFonts w:ascii="Arial" w:eastAsia="Arial" w:hAnsi="Arial" w:cs="Arial"/>
-          <w:kern w:val="0"/>
-          <w:sz w:val="32"/>
-          <w:szCs w:val="32"/>
-          <w:lang w:val="en"/>
-          <w14:ligatures w14:val="none"/>
+          <w:rFonts w:eastAsia="Arial"/>
+          <w:lang w:val="en"/>
         </w:rPr>
         <w:t xml:space="preserve"> Summary</w:t>
       </w:r>
@@ -4838,6 +4727,7 @@
                 <w:lang w:val="en"/>
                 <w14:ligatures w14:val="none"/>
               </w:rPr>
+              <w:lastRenderedPageBreak/>
               <w:t>Ideal For</w:t>
             </w:r>
           </w:p>
@@ -5714,7 +5604,6 @@
     <w:next w:val="Normal"/>
     <w:link w:val="Heading2Char"/>
     <w:uiPriority w:val="9"/>
-    <w:semiHidden/>
     <w:unhideWhenUsed/>
     <w:qFormat/>
     <w:rsid w:val="00EC71BF"/>
@@ -5931,7 +5820,6 @@
     <w:basedOn w:val="DefaultParagraphFont"/>
     <w:link w:val="Heading2"/>
     <w:uiPriority w:val="9"/>
-    <w:semiHidden/>
     <w:rsid w:val="00EC71BF"/>
     <w:rPr>
       <w:rFonts w:asciiTheme="majorHAnsi" w:eastAsiaTheme="majorEastAsia" w:hAnsiTheme="majorHAnsi" w:cstheme="majorBidi"/>
